--- a/Streams/TransformStreamDefaultController/index.docx
+++ b/Streams/TransformStreamDefaultController/index.docx
@@ -39,11 +39,18 @@
       <w:r>
         <w:t>是</w:t>
       </w:r>
-      <w:proofErr w:type="spellStart"/>
-      <w:r>
-        <w:t>StreamsAPI</w:t>
-      </w:r>
-      <w:proofErr w:type="spellEnd"/>
+      <w:r>
+        <w:t>Streams</w:t>
+      </w:r>
+      <w:r>
+        <w:rPr>
+          <w:rFonts w:hint="eastAsia"/>
+        </w:rPr>
+        <w:t xml:space="preserve"> </w:t>
+      </w:r>
+      <w:r>
+        <w:t>API</w:t>
+      </w:r>
       <w:r>
         <w:t>中的一个接口，用于操作关联的</w:t>
       </w:r>
@@ -87,11 +94,6 @@
       </w:r>
     </w:p>
     <w:p>
-      <w:pPr>
-        <w:rPr>
-          <w:rFonts w:hint="eastAsia"/>
-        </w:rPr>
-      </w:pPr>
       <w:r>
         <w:t>在构造</w:t>
       </w:r>
@@ -143,11 +145,6 @@
       </w:r>
     </w:p>
     <w:p>
-      <w:pPr>
-        <w:rPr>
-          <w:rFonts w:hint="eastAsia"/>
-        </w:rPr>
-      </w:pPr>
       <w:proofErr w:type="spellStart"/>
       <w:r>
         <w:t>TransformStreamDefaultController.desiredSize</w:t>
@@ -211,11 +208,6 @@
       </w:r>
     </w:p>
     <w:p>
-      <w:pPr>
-        <w:rPr>
-          <w:rFonts w:hint="eastAsia"/>
-        </w:rPr>
-      </w:pPr>
       <w:proofErr w:type="spellStart"/>
       <w:r>
         <w:t>TransformStreamDefaultController.terminate</w:t>
@@ -349,6 +341,7 @@
         <w:docPartUnique/>
       </w:docPartObj>
     </w:sdtPr>
+    <w:sdtEndPr/>
     <w:sdtContent>
       <w:p>
         <w:pPr>
